--- a/i_test/test_D6_Table_2/g_output/D6_Table_2_caratterizzazione_coorte_sottopopolazione_CAP_GLP1RA.docx
+++ b/i_test/test_D6_Table_2/g_output/D6_Table_2_caratterizzazione_coorte_sottopopolazione_CAP_GLP1RA.docx
@@ -231,27 +231,17 @@
               <w:pStyle w:val="Normal"/>
             </w:pPr>
             <w:r>
-              <w:t>589</w:t>
-            </w:r>
-          </w:p>
-        </w:tc>
-        <w:tc>
-          <w:p>
-            <w:pPr>
-              <w:pStyle w:val="Normal"/>
-            </w:pPr>
-            <w:r>
-              <w:t>544</w:t>
-            </w:r>
-          </w:p>
-        </w:tc>
-        <w:tc>
-          <w:p>
-            <w:pPr>
-              <w:pStyle w:val="Normal"/>
-            </w:pPr>
-            <w:r>
-              <w:t>559</w:t>
+              <w:t>585</w:t>
+            </w:r>
+          </w:p>
+        </w:tc>
+        <w:tc>
+          <w:p>
+            <w:pPr>
+              <w:pStyle w:val="Normal"/>
+            </w:pPr>
+            <w:r>
+              <w:t>552</w:t>
             </w:r>
           </w:p>
         </w:tc>
@@ -271,17 +261,27 @@
               <w:pStyle w:val="Normal"/>
             </w:pPr>
             <w:r>
-              <w:t>556</w:t>
-            </w:r>
-          </w:p>
-        </w:tc>
-        <w:tc>
-          <w:p>
-            <w:pPr>
-              <w:pStyle w:val="Normal"/>
-            </w:pPr>
-            <w:r>
-              <w:t>555</w:t>
+              <w:t>549</w:t>
+            </w:r>
+          </w:p>
+        </w:tc>
+        <w:tc>
+          <w:p>
+            <w:pPr>
+              <w:pStyle w:val="Normal"/>
+            </w:pPr>
+            <w:r>
+              <w:t>574</w:t>
+            </w:r>
+          </w:p>
+        </w:tc>
+        <w:tc>
+          <w:p>
+            <w:pPr>
+              <w:pStyle w:val="Normal"/>
+            </w:pPr>
+            <w:r>
+              <w:t>512</w:t>
             </w:r>
           </w:p>
         </w:tc>
@@ -301,17 +301,17 @@
               <w:pStyle w:val="Normal"/>
             </w:pPr>
             <w:r>
-              <w:t>590</w:t>
-            </w:r>
-          </w:p>
-        </w:tc>
-        <w:tc>
-          <w:p>
-            <w:pPr>
-              <w:pStyle w:val="Normal"/>
-            </w:pPr>
-            <w:r>
-              <w:t>500</w:t>
+              <w:t>582</w:t>
+            </w:r>
+          </w:p>
+        </w:tc>
+        <w:tc>
+          <w:p>
+            <w:pPr>
+              <w:pStyle w:val="Normal"/>
+            </w:pPr>
+            <w:r>
+              <w:t>539</w:t>
             </w:r>
           </w:p>
         </w:tc>
@@ -323,97 +323,97 @@
               <w:pStyle w:val="Normal"/>
             </w:pPr>
             <w:r>
-              <w:t>BMI pregravidico basso (&lt;18,5), n (%)</w:t>
-            </w:r>
-          </w:p>
-        </w:tc>
-        <w:tc>
-          <w:p>
-            <w:pPr>
-              <w:pStyle w:val="Normal"/>
-            </w:pPr>
-            <w:r>
-              <w:t>175 (29,7%)</w:t>
-            </w:r>
-          </w:p>
-        </w:tc>
-        <w:tc>
-          <w:p>
-            <w:pPr>
-              <w:pStyle w:val="Normal"/>
-            </w:pPr>
-            <w:r>
-              <w:t>145 (26,7%)</w:t>
-            </w:r>
-          </w:p>
-        </w:tc>
-        <w:tc>
-          <w:p>
-            <w:pPr>
-              <w:pStyle w:val="Normal"/>
-            </w:pPr>
-            <w:r>
-              <w:t>151 (27,0%)</w:t>
-            </w:r>
-          </w:p>
-        </w:tc>
-        <w:tc>
-          <w:p>
-            <w:pPr>
-              <w:pStyle w:val="Normal"/>
-            </w:pPr>
-            <w:r>
-              <w:t>140 (26,5%)</w:t>
-            </w:r>
-          </w:p>
-        </w:tc>
-        <w:tc>
-          <w:p>
-            <w:pPr>
-              <w:pStyle w:val="Normal"/>
-            </w:pPr>
-            <w:r>
-              <w:t>144 (25,9%)</w:t>
-            </w:r>
-          </w:p>
-        </w:tc>
-        <w:tc>
-          <w:p>
-            <w:pPr>
-              <w:pStyle w:val="Normal"/>
-            </w:pPr>
-            <w:r>
-              <w:t>141 (25,4%)</w:t>
-            </w:r>
-          </w:p>
-        </w:tc>
-        <w:tc>
-          <w:p>
-            <w:pPr>
-              <w:pStyle w:val="Normal"/>
-            </w:pPr>
-            <w:r>
-              <w:t>160 (27,6%)</w:t>
-            </w:r>
-          </w:p>
-        </w:tc>
-        <w:tc>
-          <w:p>
-            <w:pPr>
-              <w:pStyle w:val="Normal"/>
-            </w:pPr>
-            <w:r>
-              <w:t>166 (28,1%)</w:t>
-            </w:r>
-          </w:p>
-        </w:tc>
-        <w:tc>
-          <w:p>
-            <w:pPr>
-              <w:pStyle w:val="Normal"/>
-            </w:pPr>
-            <w:r>
-              <w:t>155 (31,0%)</w:t>
+              <w:t>Età alla data indice,</w:t>
+            </w:r>
+          </w:p>
+        </w:tc>
+        <w:tc>
+          <w:p>
+            <w:pPr>
+              <w:pStyle w:val="Normal"/>
+            </w:pPr>
+            <w:r>
+              <w:t/>
+            </w:r>
+          </w:p>
+        </w:tc>
+        <w:tc>
+          <w:p>
+            <w:pPr>
+              <w:pStyle w:val="Normal"/>
+            </w:pPr>
+            <w:r>
+              <w:t/>
+            </w:r>
+          </w:p>
+        </w:tc>
+        <w:tc>
+          <w:p>
+            <w:pPr>
+              <w:pStyle w:val="Normal"/>
+            </w:pPr>
+            <w:r>
+              <w:t/>
+            </w:r>
+          </w:p>
+        </w:tc>
+        <w:tc>
+          <w:p>
+            <w:pPr>
+              <w:pStyle w:val="Normal"/>
+            </w:pPr>
+            <w:r>
+              <w:t/>
+            </w:r>
+          </w:p>
+        </w:tc>
+        <w:tc>
+          <w:p>
+            <w:pPr>
+              <w:pStyle w:val="Normal"/>
+            </w:pPr>
+            <w:r>
+              <w:t/>
+            </w:r>
+          </w:p>
+        </w:tc>
+        <w:tc>
+          <w:p>
+            <w:pPr>
+              <w:pStyle w:val="Normal"/>
+            </w:pPr>
+            <w:r>
+              <w:t/>
+            </w:r>
+          </w:p>
+        </w:tc>
+        <w:tc>
+          <w:p>
+            <w:pPr>
+              <w:pStyle w:val="Normal"/>
+            </w:pPr>
+            <w:r>
+              <w:t/>
+            </w:r>
+          </w:p>
+        </w:tc>
+        <w:tc>
+          <w:p>
+            <w:pPr>
+              <w:pStyle w:val="Normal"/>
+            </w:pPr>
+            <w:r>
+              <w:t/>
+            </w:r>
+          </w:p>
+        </w:tc>
+        <w:tc>
+          <w:p>
+            <w:pPr>
+              <w:pStyle w:val="Normal"/>
+            </w:pPr>
+            <w:r>
+              <w:t/>
             </w:r>
           </w:p>
         </w:tc>
@@ -425,97 +425,97 @@
               <w:pStyle w:val="Normal"/>
             </w:pPr>
             <w:r>
-              <w:t>BMI pregravidico medio (18,5-24,9), n (%)</w:t>
-            </w:r>
-          </w:p>
-        </w:tc>
-        <w:tc>
-          <w:p>
-            <w:pPr>
-              <w:pStyle w:val="Normal"/>
-            </w:pPr>
-            <w:r>
-              <w:t>190 (32,3%)</w:t>
-            </w:r>
-          </w:p>
-        </w:tc>
-        <w:tc>
-          <w:p>
-            <w:pPr>
-              <w:pStyle w:val="Normal"/>
-            </w:pPr>
-            <w:r>
-              <w:t>185 (34,0%)</w:t>
-            </w:r>
-          </w:p>
-        </w:tc>
-        <w:tc>
-          <w:p>
-            <w:pPr>
-              <w:pStyle w:val="Normal"/>
-            </w:pPr>
-            <w:r>
-              <w:t>194 (34,7%)</w:t>
-            </w:r>
-          </w:p>
-        </w:tc>
-        <w:tc>
-          <w:p>
-            <w:pPr>
-              <w:pStyle w:val="Normal"/>
-            </w:pPr>
-            <w:r>
-              <w:t>181 (34,3%)</w:t>
-            </w:r>
-          </w:p>
-        </w:tc>
-        <w:tc>
-          <w:p>
-            <w:pPr>
-              <w:pStyle w:val="Normal"/>
-            </w:pPr>
-            <w:r>
-              <w:t>198 (35,6%)</w:t>
-            </w:r>
-          </w:p>
-        </w:tc>
-        <w:tc>
-          <w:p>
-            <w:pPr>
-              <w:pStyle w:val="Normal"/>
-            </w:pPr>
-            <w:r>
-              <w:t>197 (35,5%)</w:t>
-            </w:r>
-          </w:p>
-        </w:tc>
-        <w:tc>
-          <w:p>
-            <w:pPr>
-              <w:pStyle w:val="Normal"/>
-            </w:pPr>
-            <w:r>
-              <w:t>190 (32,8%)</w:t>
-            </w:r>
-          </w:p>
-        </w:tc>
-        <w:tc>
-          <w:p>
-            <w:pPr>
-              <w:pStyle w:val="Normal"/>
-            </w:pPr>
-            <w:r>
-              <w:t>204 (34,6%)</w:t>
-            </w:r>
-          </w:p>
-        </w:tc>
-        <w:tc>
-          <w:p>
-            <w:pPr>
-              <w:pStyle w:val="Normal"/>
-            </w:pPr>
-            <w:r>
-              <w:t>159 (31,8%)</w:t>
+              <w:t>  mediana (Q1 - Q3)</w:t>
+            </w:r>
+          </w:p>
+        </w:tc>
+        <w:tc>
+          <w:p>
+            <w:pPr>
+              <w:pStyle w:val="Normal"/>
+            </w:pPr>
+            <w:r>
+              <w:t>50 (41 - 61)</w:t>
+            </w:r>
+          </w:p>
+        </w:tc>
+        <w:tc>
+          <w:p>
+            <w:pPr>
+              <w:pStyle w:val="Normal"/>
+            </w:pPr>
+            <w:r>
+              <w:t>51 (41 - 61)</w:t>
+            </w:r>
+          </w:p>
+        </w:tc>
+        <w:tc>
+          <w:p>
+            <w:pPr>
+              <w:pStyle w:val="Normal"/>
+            </w:pPr>
+            <w:r>
+              <w:t>52 (41 - 61)</w:t>
+            </w:r>
+          </w:p>
+        </w:tc>
+        <w:tc>
+          <w:p>
+            <w:pPr>
+              <w:pStyle w:val="Normal"/>
+            </w:pPr>
+            <w:r>
+              <w:t>50 (40 - 60)</w:t>
+            </w:r>
+          </w:p>
+        </w:tc>
+        <w:tc>
+          <w:p>
+            <w:pPr>
+              <w:pStyle w:val="Normal"/>
+            </w:pPr>
+            <w:r>
+              <w:t>49 (40.25 - 60)</w:t>
+            </w:r>
+          </w:p>
+        </w:tc>
+        <w:tc>
+          <w:p>
+            <w:pPr>
+              <w:pStyle w:val="Normal"/>
+            </w:pPr>
+            <w:r>
+              <w:t>51 (42 - 61)</w:t>
+            </w:r>
+          </w:p>
+        </w:tc>
+        <w:tc>
+          <w:p>
+            <w:pPr>
+              <w:pStyle w:val="Normal"/>
+            </w:pPr>
+            <w:r>
+              <w:t>50 (42 - 60)</w:t>
+            </w:r>
+          </w:p>
+        </w:tc>
+        <w:tc>
+          <w:p>
+            <w:pPr>
+              <w:pStyle w:val="Normal"/>
+            </w:pPr>
+            <w:r>
+              <w:t>51 (40 - 61)</w:t>
+            </w:r>
+          </w:p>
+        </w:tc>
+        <w:tc>
+          <w:p>
+            <w:pPr>
+              <w:pStyle w:val="Normal"/>
+            </w:pPr>
+            <w:r>
+              <w:t>50 (41 - 61)</w:t>
             </w:r>
           </w:p>
         </w:tc>
@@ -527,97 +527,97 @@
               <w:pStyle w:val="Normal"/>
             </w:pPr>
             <w:r>
-              <w:t>BMI pregravidico alto (&gt;24,9), n (%)</w:t>
-            </w:r>
-          </w:p>
-        </w:tc>
-        <w:tc>
-          <w:p>
-            <w:pPr>
-              <w:pStyle w:val="Normal"/>
-            </w:pPr>
-            <w:r>
-              <w:t>224 (38,0%)</w:t>
-            </w:r>
-          </w:p>
-        </w:tc>
-        <w:tc>
-          <w:p>
-            <w:pPr>
-              <w:pStyle w:val="Normal"/>
-            </w:pPr>
-            <w:r>
-              <w:t>214 (39,3%)</w:t>
-            </w:r>
-          </w:p>
-        </w:tc>
-        <w:tc>
-          <w:p>
-            <w:pPr>
-              <w:pStyle w:val="Normal"/>
-            </w:pPr>
-            <w:r>
-              <w:t>214 (38,3%)</w:t>
-            </w:r>
-          </w:p>
-        </w:tc>
-        <w:tc>
-          <w:p>
-            <w:pPr>
-              <w:pStyle w:val="Normal"/>
-            </w:pPr>
-            <w:r>
-              <w:t>207 (39,2%)</w:t>
-            </w:r>
-          </w:p>
-        </w:tc>
-        <w:tc>
-          <w:p>
-            <w:pPr>
-              <w:pStyle w:val="Normal"/>
-            </w:pPr>
-            <w:r>
-              <w:t>214 (38,5%)</w:t>
-            </w:r>
-          </w:p>
-        </w:tc>
-        <w:tc>
-          <w:p>
-            <w:pPr>
-              <w:pStyle w:val="Normal"/>
-            </w:pPr>
-            <w:r>
-              <w:t>217 (39,1%)</w:t>
-            </w:r>
-          </w:p>
-        </w:tc>
-        <w:tc>
-          <w:p>
-            <w:pPr>
-              <w:pStyle w:val="Normal"/>
-            </w:pPr>
-            <w:r>
-              <w:t>229 (39,6%)</w:t>
-            </w:r>
-          </w:p>
-        </w:tc>
-        <w:tc>
-          <w:p>
-            <w:pPr>
-              <w:pStyle w:val="Normal"/>
-            </w:pPr>
-            <w:r>
-              <w:t>220 (37,3%)</w:t>
-            </w:r>
-          </w:p>
-        </w:tc>
-        <w:tc>
-          <w:p>
-            <w:pPr>
-              <w:pStyle w:val="Normal"/>
-            </w:pPr>
-            <w:r>
-              <w:t>186 (37,2%)</w:t>
+              <w:t>Classi età alla data indice</w:t>
+            </w:r>
+          </w:p>
+        </w:tc>
+        <w:tc>
+          <w:p>
+            <w:pPr>
+              <w:pStyle w:val="Normal"/>
+            </w:pPr>
+            <w:r>
+              <w:t/>
+            </w:r>
+          </w:p>
+        </w:tc>
+        <w:tc>
+          <w:p>
+            <w:pPr>
+              <w:pStyle w:val="Normal"/>
+            </w:pPr>
+            <w:r>
+              <w:t/>
+            </w:r>
+          </w:p>
+        </w:tc>
+        <w:tc>
+          <w:p>
+            <w:pPr>
+              <w:pStyle w:val="Normal"/>
+            </w:pPr>
+            <w:r>
+              <w:t/>
+            </w:r>
+          </w:p>
+        </w:tc>
+        <w:tc>
+          <w:p>
+            <w:pPr>
+              <w:pStyle w:val="Normal"/>
+            </w:pPr>
+            <w:r>
+              <w:t/>
+            </w:r>
+          </w:p>
+        </w:tc>
+        <w:tc>
+          <w:p>
+            <w:pPr>
+              <w:pStyle w:val="Normal"/>
+            </w:pPr>
+            <w:r>
+              <w:t/>
+            </w:r>
+          </w:p>
+        </w:tc>
+        <w:tc>
+          <w:p>
+            <w:pPr>
+              <w:pStyle w:val="Normal"/>
+            </w:pPr>
+            <w:r>
+              <w:t/>
+            </w:r>
+          </w:p>
+        </w:tc>
+        <w:tc>
+          <w:p>
+            <w:pPr>
+              <w:pStyle w:val="Normal"/>
+            </w:pPr>
+            <w:r>
+              <w:t/>
+            </w:r>
+          </w:p>
+        </w:tc>
+        <w:tc>
+          <w:p>
+            <w:pPr>
+              <w:pStyle w:val="Normal"/>
+            </w:pPr>
+            <w:r>
+              <w:t/>
+            </w:r>
+          </w:p>
+        </w:tc>
+        <w:tc>
+          <w:p>
+            <w:pPr>
+              <w:pStyle w:val="Normal"/>
+            </w:pPr>
+            <w:r>
+              <w:t/>
             </w:r>
           </w:p>
         </w:tc>
@@ -629,97 +629,97 @@
               <w:pStyle w:val="Normal"/>
             </w:pPr>
             <w:r>
-              <w:t>Diabete gestazionale, n (%)</w:t>
-            </w:r>
-          </w:p>
-        </w:tc>
-        <w:tc>
-          <w:p>
-            <w:pPr>
-              <w:pStyle w:val="Normal"/>
-            </w:pPr>
-            <w:r>
-              <w:t>157 (26,7%)</w:t>
-            </w:r>
-          </w:p>
-        </w:tc>
-        <w:tc>
-          <w:p>
-            <w:pPr>
-              <w:pStyle w:val="Normal"/>
-            </w:pPr>
-            <w:r>
-              <w:t>146 (26,8%)</w:t>
-            </w:r>
-          </w:p>
-        </w:tc>
-        <w:tc>
-          <w:p>
-            <w:pPr>
-              <w:pStyle w:val="Normal"/>
-            </w:pPr>
-            <w:r>
-              <w:t>146 (26,1%)</w:t>
-            </w:r>
-          </w:p>
-        </w:tc>
-        <w:tc>
-          <w:p>
-            <w:pPr>
-              <w:pStyle w:val="Normal"/>
-            </w:pPr>
-            <w:r>
-              <w:t>150 (28,4%)</w:t>
-            </w:r>
-          </w:p>
-        </w:tc>
-        <w:tc>
-          <w:p>
-            <w:pPr>
-              <w:pStyle w:val="Normal"/>
-            </w:pPr>
-            <w:r>
-              <w:t>173 (31,1%)</w:t>
-            </w:r>
-          </w:p>
-        </w:tc>
-        <w:tc>
-          <w:p>
-            <w:pPr>
-              <w:pStyle w:val="Normal"/>
-            </w:pPr>
-            <w:r>
-              <w:t>138 (24,9%)</w:t>
-            </w:r>
-          </w:p>
-        </w:tc>
-        <w:tc>
-          <w:p>
-            <w:pPr>
-              <w:pStyle w:val="Normal"/>
-            </w:pPr>
-            <w:r>
-              <w:t>174 (30,1%)</w:t>
-            </w:r>
-          </w:p>
-        </w:tc>
-        <w:tc>
-          <w:p>
-            <w:pPr>
-              <w:pStyle w:val="Normal"/>
-            </w:pPr>
-            <w:r>
-              <w:t>181 (30,7%)</w:t>
-            </w:r>
-          </w:p>
-        </w:tc>
-        <w:tc>
-          <w:p>
-            <w:pPr>
-              <w:pStyle w:val="Normal"/>
-            </w:pPr>
-            <w:r>
-              <w:t>133 (26,6%)</w:t>
+              <w:t>  18-44, n (%)</w:t>
+            </w:r>
+          </w:p>
+        </w:tc>
+        <w:tc>
+          <w:p>
+            <w:pPr>
+              <w:pStyle w:val="Normal"/>
+            </w:pPr>
+            <w:r>
+              <w:t>206 (35,2%)</w:t>
+            </w:r>
+          </w:p>
+        </w:tc>
+        <w:tc>
+          <w:p>
+            <w:pPr>
+              <w:pStyle w:val="Normal"/>
+            </w:pPr>
+            <w:r>
+              <w:t>181 (32,8%)</w:t>
+            </w:r>
+          </w:p>
+        </w:tc>
+        <w:tc>
+          <w:p>
+            <w:pPr>
+              <w:pStyle w:val="Normal"/>
+            </w:pPr>
+            <w:r>
+              <w:t>176 (33,3%)</w:t>
+            </w:r>
+          </w:p>
+        </w:tc>
+        <w:tc>
+          <w:p>
+            <w:pPr>
+              <w:pStyle w:val="Normal"/>
+            </w:pPr>
+            <w:r>
+              <w:t>192 (35,0%)</w:t>
+            </w:r>
+          </w:p>
+        </w:tc>
+        <w:tc>
+          <w:p>
+            <w:pPr>
+              <w:pStyle w:val="Normal"/>
+            </w:pPr>
+            <w:r>
+              <w:t>212 (36,9%)</w:t>
+            </w:r>
+          </w:p>
+        </w:tc>
+        <w:tc>
+          <w:p>
+            <w:pPr>
+              <w:pStyle w:val="Normal"/>
+            </w:pPr>
+            <w:r>
+              <w:t>162 (31,6%)</w:t>
+            </w:r>
+          </w:p>
+        </w:tc>
+        <w:tc>
+          <w:p>
+            <w:pPr>
+              <w:pStyle w:val="Normal"/>
+            </w:pPr>
+            <w:r>
+              <w:t>198 (34,2%)</w:t>
+            </w:r>
+          </w:p>
+        </w:tc>
+        <w:tc>
+          <w:p>
+            <w:pPr>
+              <w:pStyle w:val="Normal"/>
+            </w:pPr>
+            <w:r>
+              <w:t>197 (33,8%)</w:t>
+            </w:r>
+          </w:p>
+        </w:tc>
+        <w:tc>
+          <w:p>
+            <w:pPr>
+              <w:pStyle w:val="Normal"/>
+            </w:pPr>
+            <w:r>
+              <w:t>189 (35,1%)</w:t>
             </w:r>
           </w:p>
         </w:tc>
@@ -731,6 +731,516 @@
               <w:pStyle w:val="Normal"/>
             </w:pPr>
             <w:r>
+              <w:t>  45-64, n (%)</w:t>
+            </w:r>
+          </w:p>
+        </w:tc>
+        <w:tc>
+          <w:p>
+            <w:pPr>
+              <w:pStyle w:val="Normal"/>
+            </w:pPr>
+            <w:r>
+              <w:t>280 (47,9%)</w:t>
+            </w:r>
+          </w:p>
+        </w:tc>
+        <w:tc>
+          <w:p>
+            <w:pPr>
+              <w:pStyle w:val="Normal"/>
+            </w:pPr>
+            <w:r>
+              <w:t>269 (48,7%)</w:t>
+            </w:r>
+          </w:p>
+        </w:tc>
+        <w:tc>
+          <w:p>
+            <w:pPr>
+              <w:pStyle w:val="Normal"/>
+            </w:pPr>
+            <w:r>
+              <w:t>250 (47,3%)</w:t>
+            </w:r>
+          </w:p>
+        </w:tc>
+        <w:tc>
+          <w:p>
+            <w:pPr>
+              <w:pStyle w:val="Normal"/>
+            </w:pPr>
+            <w:r>
+              <w:t>269 (49,0%)</w:t>
+            </w:r>
+          </w:p>
+        </w:tc>
+        <w:tc>
+          <w:p>
+            <w:pPr>
+              <w:pStyle w:val="Normal"/>
+            </w:pPr>
+            <w:r>
+              <w:t>274 (47,7%)</w:t>
+            </w:r>
+          </w:p>
+        </w:tc>
+        <w:tc>
+          <w:p>
+            <w:pPr>
+              <w:pStyle w:val="Normal"/>
+            </w:pPr>
+            <w:r>
+              <w:t>268 (52,3%)</w:t>
+            </w:r>
+          </w:p>
+        </w:tc>
+        <w:tc>
+          <w:p>
+            <w:pPr>
+              <w:pStyle w:val="Normal"/>
+            </w:pPr>
+            <w:r>
+              <w:t>281 (48,5%)</w:t>
+            </w:r>
+          </w:p>
+        </w:tc>
+        <w:tc>
+          <w:p>
+            <w:pPr>
+              <w:pStyle w:val="Normal"/>
+            </w:pPr>
+            <w:r>
+              <w:t>280 (48,1%)</w:t>
+            </w:r>
+          </w:p>
+        </w:tc>
+        <w:tc>
+          <w:p>
+            <w:pPr>
+              <w:pStyle w:val="Normal"/>
+            </w:pPr>
+            <w:r>
+              <w:t>259 (48,1%)</w:t>
+            </w:r>
+          </w:p>
+        </w:tc>
+      </w:tr>
+      <w:tr>
+        <w:tc>
+          <w:p>
+            <w:pPr>
+              <w:pStyle w:val="Normal"/>
+            </w:pPr>
+            <w:r>
+              <w:t>BMI pregravidico basso (&lt;18,5), n (%)</w:t>
+            </w:r>
+          </w:p>
+        </w:tc>
+        <w:tc>
+          <w:p>
+            <w:pPr>
+              <w:pStyle w:val="Normal"/>
+            </w:pPr>
+            <w:r>
+              <w:t>301 (51,5%)</w:t>
+            </w:r>
+          </w:p>
+        </w:tc>
+        <w:tc>
+          <w:p>
+            <w:pPr>
+              <w:pStyle w:val="Normal"/>
+            </w:pPr>
+            <w:r>
+              <w:t>270 (48,9%)</w:t>
+            </w:r>
+          </w:p>
+        </w:tc>
+        <w:tc>
+          <w:p>
+            <w:pPr>
+              <w:pStyle w:val="Normal"/>
+            </w:pPr>
+            <w:r>
+              <w:t>262 (49,6%)</w:t>
+            </w:r>
+          </w:p>
+        </w:tc>
+        <w:tc>
+          <w:p>
+            <w:pPr>
+              <w:pStyle w:val="Normal"/>
+            </w:pPr>
+            <w:r>
+              <w:t>264 (48,1%)</w:t>
+            </w:r>
+          </w:p>
+        </w:tc>
+        <w:tc>
+          <w:p>
+            <w:pPr>
+              <w:pStyle w:val="Normal"/>
+            </w:pPr>
+            <w:r>
+              <w:t>282 (49,1%)</w:t>
+            </w:r>
+          </w:p>
+        </w:tc>
+        <w:tc>
+          <w:p>
+            <w:pPr>
+              <w:pStyle w:val="Normal"/>
+            </w:pPr>
+            <w:r>
+              <w:t>274 (53,5%)</w:t>
+            </w:r>
+          </w:p>
+        </w:tc>
+        <w:tc>
+          <w:p>
+            <w:pPr>
+              <w:pStyle w:val="Normal"/>
+            </w:pPr>
+            <w:r>
+              <w:t>299 (51,6%)</w:t>
+            </w:r>
+          </w:p>
+        </w:tc>
+        <w:tc>
+          <w:p>
+            <w:pPr>
+              <w:pStyle w:val="Normal"/>
+            </w:pPr>
+            <w:r>
+              <w:t>286 (49,1%)</w:t>
+            </w:r>
+          </w:p>
+        </w:tc>
+        <w:tc>
+          <w:p>
+            <w:pPr>
+              <w:pStyle w:val="Normal"/>
+            </w:pPr>
+            <w:r>
+              <w:t>281 (52,1%)</w:t>
+            </w:r>
+          </w:p>
+        </w:tc>
+      </w:tr>
+      <w:tr>
+        <w:tc>
+          <w:p>
+            <w:pPr>
+              <w:pStyle w:val="Normal"/>
+            </w:pPr>
+            <w:r>
+              <w:t>BMI pregravidico medio (18,5-24,9), n (%)</w:t>
+            </w:r>
+          </w:p>
+        </w:tc>
+        <w:tc>
+          <w:p>
+            <w:pPr>
+              <w:pStyle w:val="Normal"/>
+            </w:pPr>
+            <w:r>
+              <w:t>258 (44,1%)</w:t>
+            </w:r>
+          </w:p>
+        </w:tc>
+        <w:tc>
+          <w:p>
+            <w:pPr>
+              <w:pStyle w:val="Normal"/>
+            </w:pPr>
+            <w:r>
+              <w:t>260 (47,1%)</w:t>
+            </w:r>
+          </w:p>
+        </w:tc>
+        <w:tc>
+          <w:p>
+            <w:pPr>
+              <w:pStyle w:val="Normal"/>
+            </w:pPr>
+            <w:r>
+              <w:t>240 (45,5%)</w:t>
+            </w:r>
+          </w:p>
+        </w:tc>
+        <w:tc>
+          <w:p>
+            <w:pPr>
+              <w:pStyle w:val="Normal"/>
+            </w:pPr>
+            <w:r>
+              <w:t>256 (46,6%)</w:t>
+            </w:r>
+          </w:p>
+        </w:tc>
+        <w:tc>
+          <w:p>
+            <w:pPr>
+              <w:pStyle w:val="Normal"/>
+            </w:pPr>
+            <w:r>
+              <w:t>265 (46,2%)</w:t>
+            </w:r>
+          </w:p>
+        </w:tc>
+        <w:tc>
+          <w:p>
+            <w:pPr>
+              <w:pStyle w:val="Normal"/>
+            </w:pPr>
+            <w:r>
+              <w:t>218 (42,6%)</w:t>
+            </w:r>
+          </w:p>
+        </w:tc>
+        <w:tc>
+          <w:p>
+            <w:pPr>
+              <w:pStyle w:val="Normal"/>
+            </w:pPr>
+            <w:r>
+              <w:t>259 (44,7%)</w:t>
+            </w:r>
+          </w:p>
+        </w:tc>
+        <w:tc>
+          <w:p>
+            <w:pPr>
+              <w:pStyle w:val="Normal"/>
+            </w:pPr>
+            <w:r>
+              <w:t>274 (47,1%)</w:t>
+            </w:r>
+          </w:p>
+        </w:tc>
+        <w:tc>
+          <w:p>
+            <w:pPr>
+              <w:pStyle w:val="Normal"/>
+            </w:pPr>
+            <w:r>
+              <w:t>233 (43,2%)</w:t>
+            </w:r>
+          </w:p>
+        </w:tc>
+      </w:tr>
+      <w:tr>
+        <w:tc>
+          <w:p>
+            <w:pPr>
+              <w:pStyle w:val="Normal"/>
+            </w:pPr>
+            <w:r>
+              <w:t>BMI pregravidico alto (&gt;24,9), n (%)</w:t>
+            </w:r>
+          </w:p>
+        </w:tc>
+        <w:tc>
+          <w:p>
+            <w:pPr>
+              <w:pStyle w:val="Normal"/>
+            </w:pPr>
+            <w:r>
+              <w:t>26 (4,4%)</w:t>
+            </w:r>
+          </w:p>
+        </w:tc>
+        <w:tc>
+          <w:p>
+            <w:pPr>
+              <w:pStyle w:val="Normal"/>
+            </w:pPr>
+            <w:r>
+              <w:t>22 (4,0%)</w:t>
+            </w:r>
+          </w:p>
+        </w:tc>
+        <w:tc>
+          <w:p>
+            <w:pPr>
+              <w:pStyle w:val="Normal"/>
+            </w:pPr>
+            <w:r>
+              <w:t>26 (4,9%)</w:t>
+            </w:r>
+          </w:p>
+        </w:tc>
+        <w:tc>
+          <w:p>
+            <w:pPr>
+              <w:pStyle w:val="Normal"/>
+            </w:pPr>
+            <w:r>
+              <w:t>29 (5,3%)</w:t>
+            </w:r>
+          </w:p>
+        </w:tc>
+        <w:tc>
+          <w:p>
+            <w:pPr>
+              <w:pStyle w:val="Normal"/>
+            </w:pPr>
+            <w:r>
+              <w:t>27 (4,7%)</w:t>
+            </w:r>
+          </w:p>
+        </w:tc>
+        <w:tc>
+          <w:p>
+            <w:pPr>
+              <w:pStyle w:val="Normal"/>
+            </w:pPr>
+            <w:r>
+              <w:t>20 (3,9%)</w:t>
+            </w:r>
+          </w:p>
+        </w:tc>
+        <w:tc>
+          <w:p>
+            <w:pPr>
+              <w:pStyle w:val="Normal"/>
+            </w:pPr>
+            <w:r>
+              <w:t>21 (3,6%)</w:t>
+            </w:r>
+          </w:p>
+        </w:tc>
+        <w:tc>
+          <w:p>
+            <w:pPr>
+              <w:pStyle w:val="Normal"/>
+            </w:pPr>
+            <w:r>
+              <w:t>22 (3,8%)</w:t>
+            </w:r>
+          </w:p>
+        </w:tc>
+        <w:tc>
+          <w:p>
+            <w:pPr>
+              <w:pStyle w:val="Normal"/>
+            </w:pPr>
+            <w:r>
+              <w:t>25 (4,6%)</w:t>
+            </w:r>
+          </w:p>
+        </w:tc>
+      </w:tr>
+      <w:tr>
+        <w:tc>
+          <w:p>
+            <w:pPr>
+              <w:pStyle w:val="Normal"/>
+            </w:pPr>
+            <w:r>
+              <w:t>Diabete gestazionale, n (%)</w:t>
+            </w:r>
+          </w:p>
+        </w:tc>
+        <w:tc>
+          <w:p>
+            <w:pPr>
+              <w:pStyle w:val="Normal"/>
+            </w:pPr>
+            <w:r>
+              <w:t>163 (27,9%)</w:t>
+            </w:r>
+          </w:p>
+        </w:tc>
+        <w:tc>
+          <w:p>
+            <w:pPr>
+              <w:pStyle w:val="Normal"/>
+            </w:pPr>
+            <w:r>
+              <w:t>149 (27,0%)</w:t>
+            </w:r>
+          </w:p>
+        </w:tc>
+        <w:tc>
+          <w:p>
+            <w:pPr>
+              <w:pStyle w:val="Normal"/>
+            </w:pPr>
+            <w:r>
+              <w:t>155 (29,4%)</w:t>
+            </w:r>
+          </w:p>
+        </w:tc>
+        <w:tc>
+          <w:p>
+            <w:pPr>
+              <w:pStyle w:val="Normal"/>
+            </w:pPr>
+            <w:r>
+              <w:t>151 (27,5%)</w:t>
+            </w:r>
+          </w:p>
+        </w:tc>
+        <w:tc>
+          <w:p>
+            <w:pPr>
+              <w:pStyle w:val="Normal"/>
+            </w:pPr>
+            <w:r>
+              <w:t>144 (25,1%)</w:t>
+            </w:r>
+          </w:p>
+        </w:tc>
+        <w:tc>
+          <w:p>
+            <w:pPr>
+              <w:pStyle w:val="Normal"/>
+            </w:pPr>
+            <w:r>
+              <w:t>161 (31,4%)</w:t>
+            </w:r>
+          </w:p>
+        </w:tc>
+        <w:tc>
+          <w:p>
+            <w:pPr>
+              <w:pStyle w:val="Normal"/>
+            </w:pPr>
+            <w:r>
+              <w:t>155 (26,8%)</w:t>
+            </w:r>
+          </w:p>
+        </w:tc>
+        <w:tc>
+          <w:p>
+            <w:pPr>
+              <w:pStyle w:val="Normal"/>
+            </w:pPr>
+            <w:r>
+              <w:t>175 (30,1%)</w:t>
+            </w:r>
+          </w:p>
+        </w:tc>
+        <w:tc>
+          <w:p>
+            <w:pPr>
+              <w:pStyle w:val="Normal"/>
+            </w:pPr>
+            <w:r>
+              <w:t>148 (27,5%)</w:t>
+            </w:r>
+          </w:p>
+        </w:tc>
+      </w:tr>
+      <w:tr>
+        <w:tc>
+          <w:p>
+            <w:pPr>
+              <w:pStyle w:val="Normal"/>
+            </w:pPr>
+            <w:r>
               <w:t>Diabete pregravidico, n (%)</w:t>
             </w:r>
           </w:p>
@@ -741,87 +1251,87 @@
               <w:pStyle w:val="Normal"/>
             </w:pPr>
             <w:r>
-              <w:t>443 (75,2%)</w:t>
-            </w:r>
-          </w:p>
-        </w:tc>
-        <w:tc>
-          <w:p>
-            <w:pPr>
-              <w:pStyle w:val="Normal"/>
-            </w:pPr>
-            <w:r>
-              <w:t>380 (69,9%)</w:t>
-            </w:r>
-          </w:p>
-        </w:tc>
-        <w:tc>
-          <w:p>
-            <w:pPr>
-              <w:pStyle w:val="Normal"/>
-            </w:pPr>
-            <w:r>
-              <w:t>402 (71,9%)</w:t>
-            </w:r>
-          </w:p>
-        </w:tc>
-        <w:tc>
-          <w:p>
-            <w:pPr>
-              <w:pStyle w:val="Normal"/>
-            </w:pPr>
-            <w:r>
-              <w:t>394 (74,6%)</w:t>
-            </w:r>
-          </w:p>
-        </w:tc>
-        <w:tc>
-          <w:p>
-            <w:pPr>
-              <w:pStyle w:val="Normal"/>
-            </w:pPr>
-            <w:r>
-              <w:t>410 (73,7%)</w:t>
-            </w:r>
-          </w:p>
-        </w:tc>
-        <w:tc>
-          <w:p>
-            <w:pPr>
-              <w:pStyle w:val="Normal"/>
-            </w:pPr>
-            <w:r>
-              <w:t>413 (74,4%)</w:t>
-            </w:r>
-          </w:p>
-        </w:tc>
-        <w:tc>
-          <w:p>
-            <w:pPr>
-              <w:pStyle w:val="Normal"/>
-            </w:pPr>
-            <w:r>
-              <w:t>410 (70,8%)</w:t>
-            </w:r>
-          </w:p>
-        </w:tc>
-        <w:tc>
-          <w:p>
-            <w:pPr>
-              <w:pStyle w:val="Normal"/>
-            </w:pPr>
-            <w:r>
-              <w:t>430 (72,9%)</w:t>
-            </w:r>
-          </w:p>
-        </w:tc>
-        <w:tc>
-          <w:p>
-            <w:pPr>
-              <w:pStyle w:val="Normal"/>
-            </w:pPr>
-            <w:r>
-              <w:t>378 (75,6%)</w:t>
+              <w:t>492 (84,1%)</w:t>
+            </w:r>
+          </w:p>
+        </w:tc>
+        <w:tc>
+          <w:p>
+            <w:pPr>
+              <w:pStyle w:val="Normal"/>
+            </w:pPr>
+            <w:r>
+              <w:t>446 (80,8%)</w:t>
+            </w:r>
+          </w:p>
+        </w:tc>
+        <w:tc>
+          <w:p>
+            <w:pPr>
+              <w:pStyle w:val="Normal"/>
+            </w:pPr>
+            <w:r>
+              <w:t>440 (83,3%)</w:t>
+            </w:r>
+          </w:p>
+        </w:tc>
+        <w:tc>
+          <w:p>
+            <w:pPr>
+              <w:pStyle w:val="Normal"/>
+            </w:pPr>
+            <w:r>
+              <w:t>453 (82,5%)</w:t>
+            </w:r>
+          </w:p>
+        </w:tc>
+        <w:tc>
+          <w:p>
+            <w:pPr>
+              <w:pStyle w:val="Normal"/>
+            </w:pPr>
+            <w:r>
+              <w:t>457 (79,6%)</w:t>
+            </w:r>
+          </w:p>
+        </w:tc>
+        <w:tc>
+          <w:p>
+            <w:pPr>
+              <w:pStyle w:val="Normal"/>
+            </w:pPr>
+            <w:r>
+              <w:t>420 (82,0%)</w:t>
+            </w:r>
+          </w:p>
+        </w:tc>
+        <w:tc>
+          <w:p>
+            <w:pPr>
+              <w:pStyle w:val="Normal"/>
+            </w:pPr>
+            <w:r>
+              <w:t>483 (83,4%)</w:t>
+            </w:r>
+          </w:p>
+        </w:tc>
+        <w:tc>
+          <w:p>
+            <w:pPr>
+              <w:pStyle w:val="Normal"/>
+            </w:pPr>
+            <w:r>
+              <w:t>474 (81,4%)</w:t>
+            </w:r>
+          </w:p>
+        </w:tc>
+        <w:tc>
+          <w:p>
+            <w:pPr>
+              <w:pStyle w:val="Normal"/>
+            </w:pPr>
+            <w:r>
+              <w:t>446 (82,7%)</w:t>
             </w:r>
           </w:p>
         </w:tc>
